--- a/Patrick_Padgett_Resume.docx
+++ b/Patrick_Padgett_Resume.docx
@@ -124,131 +124,6 @@
       </w:pPr>
       <w:r>
         <w:t>Led the $50M replacement of Sprint's legacy billing mediation system (Marconi CEOS) with Openet FusionWorks across 130 switches - requirements, RFP, 12-vendor evaluation and selection.</w:t>
-      </w:r>
-    </w:p>
-    <w:p>
-      <w:pPr>
-        <w:spacing w:after="60" w:before="200"/>
-      </w:pPr>
-      <w:r>
-        <w:rPr>
-          <w:b/>
-          <w:i w:val="0"/>
-          <w:sz w:val="24"/>
-        </w:rPr>
-        <w:t>TECHNICAL SKILLS</w:t>
-      </w:r>
-    </w:p>
-    <w:p>
-      <w:pPr>
-        <w:spacing w:after="40"/>
-      </w:pPr>
-      <w:r>
-        <w:rPr>
-          <w:b/>
-        </w:rPr>
-        <w:t xml:space="preserve">Telecom billing / mediation: </w:t>
-      </w:r>
-      <w:r>
-        <w:t>billing mediation, revenue assurance, CDR/EDR/AMA usage-record pipelines, rating and charging, Nortel / Ericsson / Lucent switch data formats, BSS/OSS, mediation rules, data reconciliation, Tier III production support, root cause analysis, ETL, Oracle SQL</w:t>
-      </w:r>
-    </w:p>
-    <w:p>
-      <w:pPr>
-        <w:spacing w:after="40"/>
-      </w:pPr>
-      <w:r>
-        <w:rPr>
-          <w:b/>
-        </w:rPr>
-        <w:t xml:space="preserve">Unix / Linux / OS: </w:t>
-      </w:r>
-      <w:r>
-        <w:t>RHEL, CentOS, Debian, Ubuntu, HP/UX, Solaris, FreeBSD, Red Hat Satellite, Windows Server, Active Directory / IAM</w:t>
-      </w:r>
-    </w:p>
-    <w:p>
-      <w:pPr>
-        <w:spacing w:after="40"/>
-      </w:pPr>
-      <w:r>
-        <w:rPr>
-          <w:b/>
-        </w:rPr>
-        <w:t xml:space="preserve">IaC &amp; configuration management: </w:t>
-      </w:r>
-      <w:r>
-        <w:t>Terraform, Ansible (playbooks, roles, YAML, Jinja2), CloudFormation, Puppet, Chef, Salt</w:t>
-      </w:r>
-    </w:p>
-    <w:p>
-      <w:pPr>
-        <w:spacing w:after="40"/>
-      </w:pPr>
-      <w:r>
-        <w:rPr>
-          <w:b/>
-        </w:rPr>
-        <w:t xml:space="preserve">CI/CD &amp; version control: </w:t>
-      </w:r>
-      <w:r>
-        <w:t>Azure DevOps, GitHub Actions, GitLab CI/CD, Jenkins, Octopus Deploy, Git, pull-request code review and branching/tagging strategy; canary / A-B / blue-green deployment</w:t>
-      </w:r>
-    </w:p>
-    <w:p>
-      <w:pPr>
-        <w:spacing w:after="40"/>
-      </w:pPr>
-      <w:r>
-        <w:rPr>
-          <w:b/>
-        </w:rPr>
-        <w:t xml:space="preserve">Cloud, containers &amp; virtualization: </w:t>
-      </w:r>
-      <w:r>
-        <w:t>AWS (EC2, S3, RDS, VPC), Microsoft Azure (VMs, Storage, Virtual Networking, Azure DevOps), Google Cloud Platform, hybrid cloud, Docker, Kubernetes, microservices, KVM, VMware ESX/vCenter/Horizon</w:t>
-      </w:r>
-    </w:p>
-    <w:p>
-      <w:pPr>
-        <w:spacing w:after="40"/>
-      </w:pPr>
-      <w:r>
-        <w:rPr>
-          <w:b/>
-        </w:rPr>
-        <w:t xml:space="preserve">Monitoring &amp; observability: </w:t>
-      </w:r>
-      <w:r>
-        <w:t>ELK Stack (Elasticsearch, Logstash, Kibana), Splunk, Dynatrace, Prometheus, Grafana, centralized logging, alerting and dashboards, SLOs/SLIs, on-call incident response, postmortems and root cause analysis (RCA), SRE practices</w:t>
-      </w:r>
-    </w:p>
-    <w:p>
-      <w:pPr>
-        <w:spacing w:after="40"/>
-      </w:pPr>
-      <w:r>
-        <w:rPr>
-          <w:b/>
-        </w:rPr>
-        <w:t xml:space="preserve">Programming &amp; scripting: </w:t>
-      </w:r>
-      <w:r>
-        <w:t>Python, Perl, PHP, Ruby, C / C++ / C#, Java, JavaScript / TypeScript, SQL, bash / korn / zsh, PowerShell; Ruby on Rails, Django, .NET Core, REST API design; Oracle, MySQL, PostgreSQL</w:t>
-      </w:r>
-    </w:p>
-    <w:p>
-      <w:pPr>
-        <w:spacing w:after="40"/>
-      </w:pPr>
-      <w:r>
-        <w:rPr>
-          <w:b/>
-        </w:rPr>
-        <w:t xml:space="preserve">Operations &amp; ITSM: </w:t>
-      </w:r>
-      <w:r>
-        <w:t>on-call and Tier 2/3 escalation, troubleshooting, release and change management, capacity planning, backup and disaster recovery, SOPs and runbooks, vendor management, ITIL, SDLC (Agile, Scrum, Waterfall), Jira Service Management, Confluence</w:t>
       </w:r>
     </w:p>
     <w:p>
@@ -594,7 +469,132 @@
           <w:b w:val="0"/>
           <w:i w:val="0"/>
         </w:rPr>
-        <w:t>Ran Unix systems and networks serving 3,000 subscribers for six dial-up-era ISPs and consultancies; shipped first commercial software at 13.</w:t>
+        <w:t>Ran Unix systems and networks serving 3,000 subscribers for six dial-up-era ISPs; shipped first commercial software at 13.</w:t>
+      </w:r>
+    </w:p>
+    <w:p>
+      <w:pPr>
+        <w:spacing w:after="60" w:before="200"/>
+      </w:pPr>
+      <w:r>
+        <w:rPr>
+          <w:b/>
+          <w:i w:val="0"/>
+          <w:sz w:val="24"/>
+        </w:rPr>
+        <w:t>TECHNICAL SKILLS</w:t>
+      </w:r>
+    </w:p>
+    <w:p>
+      <w:pPr>
+        <w:spacing w:after="40"/>
+      </w:pPr>
+      <w:r>
+        <w:rPr>
+          <w:b/>
+        </w:rPr>
+        <w:t xml:space="preserve">Telecom billing / mediation: </w:t>
+      </w:r>
+      <w:r>
+        <w:t>billing mediation, revenue assurance, CDR/EDR/AMA usage-record pipelines, rating and charging, Nortel / Ericsson / Lucent switch data formats, BSS/OSS, mediation rules, data reconciliation, Tier III production support, root cause analysis, ETL, Oracle SQL</w:t>
+      </w:r>
+    </w:p>
+    <w:p>
+      <w:pPr>
+        <w:spacing w:after="40"/>
+      </w:pPr>
+      <w:r>
+        <w:rPr>
+          <w:b/>
+        </w:rPr>
+        <w:t xml:space="preserve">Unix / Linux / OS: </w:t>
+      </w:r>
+      <w:r>
+        <w:t>RHEL, CentOS, Debian, Ubuntu, HP/UX, Solaris, FreeBSD, Red Hat Satellite, Windows Server</w:t>
+      </w:r>
+    </w:p>
+    <w:p>
+      <w:pPr>
+        <w:spacing w:after="40"/>
+      </w:pPr>
+      <w:r>
+        <w:rPr>
+          <w:b/>
+        </w:rPr>
+        <w:t xml:space="preserve">IaC &amp; configuration management: </w:t>
+      </w:r>
+      <w:r>
+        <w:t>Terraform, Ansible (playbooks, roles, YAML, Jinja2), CloudFormation, Puppet, Chef</w:t>
+      </w:r>
+    </w:p>
+    <w:p>
+      <w:pPr>
+        <w:spacing w:after="40"/>
+      </w:pPr>
+      <w:r>
+        <w:rPr>
+          <w:b/>
+        </w:rPr>
+        <w:t xml:space="preserve">CI/CD &amp; version control: </w:t>
+      </w:r>
+      <w:r>
+        <w:t>Azure DevOps, GitHub Actions, GitLab CI/CD, Jenkins, Octopus Deploy, Git, pull-request code review and branching/tagging strategy; canary / A-B / blue-green deployment</w:t>
+      </w:r>
+    </w:p>
+    <w:p>
+      <w:pPr>
+        <w:spacing w:after="40"/>
+      </w:pPr>
+      <w:r>
+        <w:rPr>
+          <w:b/>
+        </w:rPr>
+        <w:t xml:space="preserve">Cloud, containers &amp; virtualization: </w:t>
+      </w:r>
+      <w:r>
+        <w:t>AWS (EC2, S3, RDS, VPC), Microsoft Azure (VMs, Storage, Virtual Networking, Azure DevOps), Google Cloud Platform, hybrid cloud, Docker, Kubernetes, microservices, KVM, VMware ESX/vCenter/Horizon</w:t>
+      </w:r>
+    </w:p>
+    <w:p>
+      <w:pPr>
+        <w:spacing w:after="40"/>
+      </w:pPr>
+      <w:r>
+        <w:rPr>
+          <w:b/>
+        </w:rPr>
+        <w:t xml:space="preserve">Monitoring &amp; observability: </w:t>
+      </w:r>
+      <w:r>
+        <w:t>ELK Stack (Elasticsearch, Logstash, Kibana), Splunk, Dynatrace, Prometheus, Grafana, centralized logging, alerting and dashboards, SLOs/SLIs, on-call incident response, postmortems and root cause analysis (RCA), SRE practices</w:t>
+      </w:r>
+    </w:p>
+    <w:p>
+      <w:pPr>
+        <w:spacing w:after="40"/>
+      </w:pPr>
+      <w:r>
+        <w:rPr>
+          <w:b/>
+        </w:rPr>
+        <w:t xml:space="preserve">Programming &amp; scripting: </w:t>
+      </w:r>
+      <w:r>
+        <w:t>Python, Perl, PHP, Ruby, C / C++ / C#, Java, JavaScript / TypeScript, SQL, bash / korn / zsh, PowerShell; Ruby on Rails, Django, .NET Core, REST API design; Oracle, MySQL, PostgreSQL</w:t>
+      </w:r>
+    </w:p>
+    <w:p>
+      <w:pPr>
+        <w:spacing w:after="40"/>
+      </w:pPr>
+      <w:r>
+        <w:rPr>
+          <w:b/>
+        </w:rPr>
+        <w:t xml:space="preserve">Operations &amp; ITSM: </w:t>
+      </w:r>
+      <w:r>
+        <w:t>on-call and Tier 2/3 escalation, troubleshooting, release and change management, capacity planning, backup and disaster recovery, SOPs and runbooks, vendor management, ITIL, SDLC (Agile, Scrum, Waterfall), Jira Service Management, Confluence</w:t>
       </w:r>
     </w:p>
     <w:p>

--- a/Patrick_Padgett_Resume.docx
+++ b/Patrick_Padgett_Resume.docx
@@ -114,7 +114,7 @@
         <w:spacing w:after="60"/>
       </w:pPr>
       <w:r>
-        <w:t>Cut alarm mean-time-to-resolution 50% by building observability and alerting on the ELK stack across multiple mediation platforms (Sprint).</w:t>
+        <w:t>Cut alarm mean-time-to-resolution 50% by building observability and alerting on the ELK Stack across multiple mediation platforms (Sprint).</w:t>
       </w:r>
     </w:p>
     <w:p>
@@ -295,7 +295,7 @@
         <w:spacing w:after="60"/>
       </w:pPr>
       <w:r>
-        <w:t>Anchored Linux SME and tier-3 application administration for the Capital Markets team's GBST Syn back-office trade-processing suite in a highly regulated financial environment.</w:t>
+        <w:t>Anchored Linux SME and Tier III application administration for the Capital Markets team's GBST Syn back-office trade-processing suite in a highly regulated financial environment.</w:t>
       </w:r>
     </w:p>
     <w:p>
@@ -304,7 +304,7 @@
         <w:spacing w:after="60"/>
       </w:pPr>
       <w:r>
-        <w:t>Cut release deployment times 50% with Ansible playbooks and Jenkins pipelines that automate releases across test and production environments with consistent configuration.</w:t>
+        <w:t>Cut release deployment times 50% with Ansible playbooks and Jenkins pipelines that automated releases across test and production environments with consistent configuration.</w:t>
       </w:r>
     </w:p>
     <w:p>
@@ -510,7 +510,7 @@
         <w:t xml:space="preserve">Unix / Linux / OS: </w:t>
       </w:r>
       <w:r>
-        <w:t>RHEL, CentOS, Debian, Ubuntu, HP/UX, Solaris, FreeBSD, Red Hat Satellite, Windows Server</w:t>
+        <w:t>RHEL, CentOS, Debian, Ubuntu, HP-UX, Solaris, FreeBSD, Red Hat Satellite, Windows Server</w:t>
       </w:r>
     </w:p>
     <w:p>
@@ -580,7 +580,7 @@
         <w:t xml:space="preserve">Programming &amp; scripting: </w:t>
       </w:r>
       <w:r>
-        <w:t>Python, Perl, PHP, Ruby, C / C++ / C#, Java, JavaScript / TypeScript, SQL, bash / korn / zsh, PowerShell; Ruby on Rails, Django, .NET Core, REST API design; Oracle, MySQL, PostgreSQL</w:t>
+        <w:t>Python, Perl, PHP, Ruby, C / C++ / C#, Java, JavaScript / TypeScript, SQL, bash / ksh / zsh, PowerShell; Ruby on Rails, Django, .NET Core, REST API design; Oracle, MySQL, PostgreSQL</w:t>
       </w:r>
     </w:p>
     <w:p>
@@ -665,7 +665,7 @@
         <w:spacing w:after="60"/>
       </w:pPr>
       <w:r>
-        <w:t>Self-directed study in DevOps practices and Infrastructure as Code (2017-2018) leading directly to the Jabil Senior Infrastructure Automation Engineer role.</w:t>
+        <w:t>Self-directed study in DevOps practices and Infrastructure as Code (2017 - 2018) leading directly to the Jabil Senior Infrastructure Automation Engineer role.</w:t>
       </w:r>
     </w:p>
     <w:p>

--- a/Patrick_Padgett_Resume.docx
+++ b/Patrick_Padgett_Resume.docx
@@ -636,6 +636,30 @@
     </w:p>
     <w:p>
       <w:pPr>
+        <w:spacing w:after="20" w:before="0"/>
+      </w:pPr>
+      <w:r>
+        <w:rPr>
+          <w:b/>
+          <w:i w:val="0"/>
+        </w:rPr>
+        <w:t>undo, whom, huh | Creator | Python 3 (standard library only), pytest, GitHub Actions | 2026 | github.com/patpadgett</w:t>
+      </w:r>
+    </w:p>
+    <w:p>
+      <w:pPr>
+        <w:spacing w:after="80" w:before="0"/>
+      </w:pPr>
+      <w:r>
+        <w:rPr>
+          <w:b w:val="0"/>
+          <w:i w:val="0"/>
+        </w:rPr>
+        <w:t>Three single-file Linux tools shipped in 2026, MIT, with unit tests: undo (a shell undo button for mv, cp, rm, chmod, chown, ln, mkdir, rmdir), whom (who to ask about a file and whether they are awake, from git history; PyPI whom-cli) and huh (what is this string: 56 detectors, 110 tests in CI; PyPI whatsthis).</w:t>
+      </w:r>
+    </w:p>
+    <w:p>
+      <w:pPr>
         <w:spacing w:after="60" w:before="200"/>
       </w:pPr>
       <w:r>
